--- a/TS-Kramam/TS-6.6/TS 6.6 Malayalam Krama Paatam Corrections.docx
+++ b/TS-Kramam/TS-6.6/TS 6.6 Malayalam Krama Paatam Corrections.docx
@@ -127,14 +127,14 @@
         <w:tblLook w:val="04A0" w:firstRow="1" w:lastRow="0" w:firstColumn="1" w:lastColumn="0" w:noHBand="0" w:noVBand="1"/>
       </w:tblPr>
       <w:tblGrid>
-        <w:gridCol w:w="3339"/>
+        <w:gridCol w:w="3764"/>
         <w:gridCol w:w="5245"/>
-        <w:gridCol w:w="6095"/>
+        <w:gridCol w:w="5670"/>
       </w:tblGrid>
       <w:tr>
         <w:tc>
           <w:tcPr>
-            <w:tcW w:w="3339" w:type="dxa"/>
+            <w:tcW w:w="3764" w:type="dxa"/>
           </w:tcPr>
           <w:p>
             <w:pPr>
@@ -207,7 +207,7 @@
         </w:tc>
         <w:tc>
           <w:tcPr>
-            <w:tcW w:w="6095" w:type="dxa"/>
+            <w:tcW w:w="5670" w:type="dxa"/>
           </w:tcPr>
           <w:p>
             <w:pPr>
@@ -239,7 +239,7 @@
         </w:trPr>
         <w:tc>
           <w:tcPr>
-            <w:tcW w:w="3339" w:type="dxa"/>
+            <w:tcW w:w="3764" w:type="dxa"/>
           </w:tcPr>
           <w:p>
             <w:pPr>
@@ -565,7 +565,7 @@
         </w:tc>
         <w:tc>
           <w:tcPr>
-            <w:tcW w:w="6095" w:type="dxa"/>
+            <w:tcW w:w="5670" w:type="dxa"/>
           </w:tcPr>
           <w:p>
             <w:pPr>
@@ -763,7 +763,7 @@
         </w:trPr>
         <w:tc>
           <w:tcPr>
-            <w:tcW w:w="3339" w:type="dxa"/>
+            <w:tcW w:w="3764" w:type="dxa"/>
           </w:tcPr>
           <w:p>
             <w:pPr>
@@ -1207,7 +1207,7 @@
         </w:tc>
         <w:tc>
           <w:tcPr>
-            <w:tcW w:w="6095" w:type="dxa"/>
+            <w:tcW w:w="5670" w:type="dxa"/>
           </w:tcPr>
           <w:p>
             <w:pPr>
@@ -1552,6 +1552,1229 @@
                 <w:lang w:val="it-IT" w:eastAsia="en-IN" w:bidi="ml-IN"/>
               </w:rPr>
               <w:t xml:space="preserve"> |</w:t>
+            </w:r>
+          </w:p>
+        </w:tc>
+      </w:tr>
+      <w:tr>
+        <w:trPr>
+          <w:trHeight w:val="983"/>
+        </w:trPr>
+        <w:tc>
+          <w:tcPr>
+            <w:tcW w:w="3764" w:type="dxa"/>
+          </w:tcPr>
+          <w:p>
+            <w:pPr>
+              <w:widowControl w:val="0"/>
+              <w:tabs>
+                <w:tab w:val="left" w:pos="993"/>
+              </w:tabs>
+              <w:autoSpaceDE w:val="0"/>
+              <w:autoSpaceDN w:val="0"/>
+              <w:adjustRightInd w:val="0"/>
+              <w:spacing w:before="0" w:line="240" w:lineRule="auto"/>
+              <w:ind w:right="297"/>
+              <w:rPr>
+                <w:rFonts w:cs="Arial"/>
+                <w:b/>
+                <w:sz w:val="28"/>
+                <w:szCs w:val="32"/>
+              </w:rPr>
+            </w:pPr>
+            <w:r>
+              <w:rPr>
+                <w:rFonts w:cs="Arial"/>
+                <w:b/>
+                <w:sz w:val="28"/>
+                <w:szCs w:val="32"/>
+              </w:rPr>
+              <w:t>T.S.6.6.</w:t>
+            </w:r>
+            <w:r>
+              <w:rPr>
+                <w:rFonts w:cs="Arial"/>
+                <w:b/>
+                <w:sz w:val="28"/>
+                <w:szCs w:val="32"/>
+              </w:rPr>
+              <w:t>7.2</w:t>
+            </w:r>
+            <w:r>
+              <w:rPr>
+                <w:rFonts w:cs="Arial"/>
+                <w:b/>
+                <w:sz w:val="28"/>
+                <w:szCs w:val="32"/>
+              </w:rPr>
+              <w:t xml:space="preserve"> – Kramam</w:t>
+            </w:r>
+          </w:p>
+          <w:p>
+            <w:pPr>
+              <w:widowControl w:val="0"/>
+              <w:tabs>
+                <w:tab w:val="left" w:pos="993"/>
+              </w:tabs>
+              <w:autoSpaceDE w:val="0"/>
+              <w:autoSpaceDN w:val="0"/>
+              <w:adjustRightInd w:val="0"/>
+              <w:spacing w:before="0" w:line="240" w:lineRule="auto"/>
+              <w:ind w:right="297"/>
+              <w:rPr>
+                <w:rFonts w:cs="Arial"/>
+                <w:b/>
+                <w:sz w:val="28"/>
+                <w:szCs w:val="32"/>
+                <w:lang w:val="en-IN"/>
+              </w:rPr>
+            </w:pPr>
+            <w:r>
+              <w:rPr>
+                <w:rFonts w:cs="Arial"/>
+                <w:b/>
+                <w:sz w:val="28"/>
+                <w:szCs w:val="32"/>
+                <w:lang w:val="en-IN"/>
+              </w:rPr>
+              <w:t>Krama Vaakyam No.– 1</w:t>
+            </w:r>
+            <w:r>
+              <w:rPr>
+                <w:rFonts w:cs="Arial"/>
+                <w:b/>
+                <w:sz w:val="28"/>
+                <w:szCs w:val="32"/>
+                <w:lang w:val="en-IN"/>
+              </w:rPr>
+              <w:t>9</w:t>
+            </w:r>
+          </w:p>
+          <w:p>
+            <w:pPr>
+              <w:widowControl w:val="0"/>
+              <w:tabs>
+                <w:tab w:val="left" w:pos="993"/>
+              </w:tabs>
+              <w:autoSpaceDE w:val="0"/>
+              <w:autoSpaceDN w:val="0"/>
+              <w:adjustRightInd w:val="0"/>
+              <w:spacing w:before="0" w:line="240" w:lineRule="auto"/>
+              <w:ind w:right="297"/>
+              <w:rPr>
+                <w:rFonts w:cs="Arial"/>
+                <w:b/>
+                <w:sz w:val="28"/>
+                <w:szCs w:val="32"/>
+                <w:lang w:val="it-IT"/>
+              </w:rPr>
+            </w:pPr>
+            <w:r>
+              <w:rPr>
+                <w:rFonts w:cs="Arial"/>
+                <w:b/>
+                <w:sz w:val="28"/>
+                <w:szCs w:val="32"/>
+                <w:lang w:val="it-IT"/>
+              </w:rPr>
+              <w:t>Panchaati No</w:t>
+            </w:r>
+            <w:r>
+              <w:rPr>
+                <w:rFonts w:cs="Arial"/>
+                <w:b/>
+                <w:szCs w:val="32"/>
+                <w:lang w:val="it-IT"/>
+              </w:rPr>
+              <w:t xml:space="preserve">. - </w:t>
+            </w:r>
+            <w:r>
+              <w:rPr>
+                <w:rFonts w:cs="Arial"/>
+                <w:b/>
+                <w:sz w:val="28"/>
+                <w:szCs w:val="32"/>
+                <w:lang w:val="it-IT"/>
+              </w:rPr>
+              <w:t>27</w:t>
+            </w:r>
+          </w:p>
+        </w:tc>
+        <w:tc>
+          <w:tcPr>
+            <w:tcW w:w="5245" w:type="dxa"/>
+          </w:tcPr>
+          <w:p>
+            <w:pPr>
+              <w:widowControl w:val="0"/>
+              <w:autoSpaceDE w:val="0"/>
+              <w:autoSpaceDN w:val="0"/>
+              <w:adjustRightInd w:val="0"/>
+              <w:spacing w:before="0" w:line="240" w:lineRule="auto"/>
+              <w:rPr>
+                <w:rFonts w:ascii="BRH Malayalam Extra" w:eastAsia="Times New Roman" w:hAnsi="BRH Malayalam Extra" w:cs="BRH Malayalam Extra"/>
+                <w:color w:val="000000"/>
+                <w:sz w:val="40"/>
+                <w:szCs w:val="40"/>
+                <w:lang w:val="it-IT" w:eastAsia="en-IN" w:bidi="ml-IN"/>
+              </w:rPr>
+            </w:pPr>
+            <w:r>
+              <w:rPr>
+                <w:rFonts w:ascii="BRH Malayalam Extra" w:eastAsia="Times New Roman" w:hAnsi="BRH Malayalam Extra" w:cs="BRH Malayalam Extra"/>
+                <w:color w:val="000000"/>
+                <w:sz w:val="40"/>
+                <w:szCs w:val="40"/>
+                <w:lang w:val="it-IT" w:eastAsia="en-IN" w:bidi="ml-IN"/>
+              </w:rPr>
+              <w:t>A¥p˜¥±Z</w:t>
+            </w:r>
+            <w:r>
+              <w:rPr>
+                <w:rFonts w:ascii="BRH Malayalam Extra" w:eastAsia="Times New Roman" w:hAnsi="BRH Malayalam Extra" w:cs="BRH Malayalam Extra"/>
+                <w:color w:val="000000"/>
+                <w:sz w:val="40"/>
+                <w:szCs w:val="40"/>
+                <w:highlight w:val="yellow"/>
+                <w:lang w:val="it-IT" w:eastAsia="en-IN" w:bidi="ml-IN"/>
+              </w:rPr>
+              <w:t>J</w:t>
+            </w:r>
+            <w:r>
+              <w:rPr>
+                <w:rFonts w:ascii="BRH Malayalam Extra" w:eastAsia="Times New Roman" w:hAnsi="BRH Malayalam Extra" w:cs="BRH Malayalam Extra"/>
+                <w:color w:val="000000"/>
+                <w:sz w:val="40"/>
+                <w:szCs w:val="40"/>
+                <w:lang w:val="it-IT" w:eastAsia="en-IN" w:bidi="ml-IN"/>
+              </w:rPr>
+              <w:t xml:space="preserve"> | </w:t>
+            </w:r>
+          </w:p>
+          <w:p>
+            <w:pPr>
+              <w:widowControl w:val="0"/>
+              <w:autoSpaceDE w:val="0"/>
+              <w:autoSpaceDN w:val="0"/>
+              <w:adjustRightInd w:val="0"/>
+              <w:spacing w:before="0" w:line="240" w:lineRule="auto"/>
+              <w:rPr>
+                <w:rFonts w:ascii="BRH Devanagari Extra" w:hAnsi="BRH Devanagari Extra" w:cs="BRH Devanagari Extra"/>
+                <w:color w:val="000000"/>
+                <w:sz w:val="40"/>
+                <w:szCs w:val="40"/>
+                <w:lang w:val="it-IT" w:bidi="ml-IN"/>
+              </w:rPr>
+            </w:pPr>
+            <w:r>
+              <w:rPr>
+                <w:rFonts w:ascii="BRH Malayalam Extra" w:eastAsia="Times New Roman" w:hAnsi="BRH Malayalam Extra" w:cs="BRH Malayalam Extra"/>
+                <w:color w:val="000000"/>
+                <w:sz w:val="40"/>
+                <w:szCs w:val="40"/>
+                <w:lang w:val="it-IT" w:eastAsia="en-IN" w:bidi="ml-IN"/>
+              </w:rPr>
+              <w:t>C¦</w:t>
+            </w:r>
+            <w:r>
+              <w:rPr>
+                <w:rFonts w:ascii="BRH Malayalam Extra" w:eastAsia="Times New Roman" w:hAnsi="BRH Malayalam Extra" w:cs="BRH Malayalam Extra"/>
+                <w:b/>
+                <w:color w:val="000000"/>
+                <w:sz w:val="32"/>
+                <w:szCs w:val="40"/>
+                <w:lang w:val="it-IT" w:eastAsia="en-IN" w:bidi="ml-IN"/>
+              </w:rPr>
+              <w:t>–</w:t>
+            </w:r>
+            <w:r>
+              <w:rPr>
+                <w:rFonts w:ascii="BRH Malayalam Extra" w:eastAsia="Times New Roman" w:hAnsi="BRH Malayalam Extra" w:cs="BRH Malayalam Extra"/>
+                <w:color w:val="000000"/>
+                <w:sz w:val="40"/>
+                <w:szCs w:val="40"/>
+                <w:lang w:val="it-IT" w:eastAsia="en-IN" w:bidi="ml-IN"/>
+              </w:rPr>
+              <w:t>¥±</w:t>
+            </w:r>
+            <w:r>
+              <w:rPr>
+                <w:rFonts w:ascii="BRH Malayalam Extra" w:eastAsia="Times New Roman" w:hAnsi="BRH Malayalam Extra" w:cs="BRH Malayalam Extra"/>
+                <w:b/>
+                <w:color w:val="000000"/>
+                <w:sz w:val="32"/>
+                <w:szCs w:val="40"/>
+                <w:lang w:val="it-IT" w:eastAsia="en-IN" w:bidi="ml-IN"/>
+              </w:rPr>
+              <w:t>–</w:t>
+            </w:r>
+            <w:r>
+              <w:rPr>
+                <w:rFonts w:ascii="BRH Malayalam Extra" w:eastAsia="Times New Roman" w:hAnsi="BRH Malayalam Extra" w:cs="BRH Malayalam Extra"/>
+                <w:color w:val="000000"/>
+                <w:sz w:val="40"/>
+                <w:szCs w:val="40"/>
+                <w:lang w:val="it-IT" w:eastAsia="en-IN" w:bidi="ml-IN"/>
+              </w:rPr>
+              <w:t>Z</w:t>
+            </w:r>
+            <w:r>
+              <w:rPr>
+                <w:rFonts w:ascii="BRH Malayalam Extra" w:eastAsia="Times New Roman" w:hAnsi="BRH Malayalam Extra" w:cs="BRH Malayalam Extra"/>
+                <w:b/>
+                <w:color w:val="000000"/>
+                <w:sz w:val="32"/>
+                <w:szCs w:val="40"/>
+                <w:lang w:val="it-IT" w:eastAsia="en-IN" w:bidi="ml-IN"/>
+              </w:rPr>
+              <w:t>–</w:t>
+            </w:r>
+            <w:r>
+              <w:rPr>
+                <w:rFonts w:ascii="BRH Malayalam Extra" w:eastAsia="Times New Roman" w:hAnsi="BRH Malayalam Extra" w:cs="BRH Malayalam Extra"/>
+                <w:color w:val="000000"/>
+                <w:sz w:val="40"/>
+                <w:szCs w:val="40"/>
+                <w:lang w:val="it-IT" w:eastAsia="en-IN" w:bidi="ml-IN"/>
+              </w:rPr>
+              <w:t xml:space="preserve"> ZsôyË§— |</w:t>
+            </w:r>
+          </w:p>
+        </w:tc>
+        <w:tc>
+          <w:tcPr>
+            <w:tcW w:w="5670" w:type="dxa"/>
+          </w:tcPr>
+          <w:p>
+            <w:pPr>
+              <w:widowControl w:val="0"/>
+              <w:autoSpaceDE w:val="0"/>
+              <w:autoSpaceDN w:val="0"/>
+              <w:adjustRightInd w:val="0"/>
+              <w:spacing w:before="0" w:line="240" w:lineRule="auto"/>
+              <w:rPr>
+                <w:rFonts w:cs="Arial"/>
+                <w:b/>
+                <w:bCs/>
+                <w:color w:val="000000"/>
+                <w:sz w:val="40"/>
+                <w:szCs w:val="40"/>
+                <w:lang w:bidi="ml-IN"/>
+              </w:rPr>
+            </w:pPr>
+            <w:r>
+              <w:rPr>
+                <w:rFonts w:ascii="BRH Malayalam Extra" w:eastAsia="Times New Roman" w:hAnsi="BRH Malayalam Extra" w:cs="BRH Malayalam Extra"/>
+                <w:color w:val="000000"/>
+                <w:sz w:val="40"/>
+                <w:szCs w:val="40"/>
+                <w:lang w:val="en-IN" w:eastAsia="en-IN" w:bidi="ml-IN"/>
+              </w:rPr>
+              <w:t>A¥p˜¥±</w:t>
+            </w:r>
+            <w:r>
+              <w:rPr>
+                <w:rFonts w:ascii="BRH Malayalam Extra" w:eastAsia="Times New Roman" w:hAnsi="BRH Malayalam Extra" w:cs="BRH Malayalam Extra"/>
+                <w:color w:val="000000"/>
+                <w:sz w:val="40"/>
+                <w:szCs w:val="40"/>
+                <w:highlight w:val="green"/>
+                <w:lang w:val="en-IN" w:eastAsia="en-IN" w:bidi="ml-IN"/>
+              </w:rPr>
+              <w:t>Z</w:t>
+            </w:r>
+            <w:r>
+              <w:rPr>
+                <w:rFonts w:ascii="BRH Malayalam Extra" w:eastAsia="Times New Roman" w:hAnsi="BRH Malayalam Extra" w:cs="BRH Malayalam Extra"/>
+                <w:color w:val="000000"/>
+                <w:sz w:val="40"/>
+                <w:szCs w:val="40"/>
+                <w:lang w:val="en-IN" w:eastAsia="en-IN" w:bidi="ml-IN"/>
+              </w:rPr>
+              <w:t xml:space="preserve"> | C¦</w:t>
+            </w:r>
+            <w:r>
+              <w:rPr>
+                <w:rFonts w:ascii="BRH Malayalam Extra" w:eastAsia="Times New Roman" w:hAnsi="BRH Malayalam Extra" w:cs="BRH Malayalam Extra"/>
+                <w:b/>
+                <w:color w:val="000000"/>
+                <w:sz w:val="32"/>
+                <w:szCs w:val="40"/>
+                <w:lang w:val="en-IN" w:eastAsia="en-IN" w:bidi="ml-IN"/>
+              </w:rPr>
+              <w:t>–</w:t>
+            </w:r>
+            <w:r>
+              <w:rPr>
+                <w:rFonts w:ascii="BRH Malayalam Extra" w:eastAsia="Times New Roman" w:hAnsi="BRH Malayalam Extra" w:cs="BRH Malayalam Extra"/>
+                <w:color w:val="000000"/>
+                <w:sz w:val="40"/>
+                <w:szCs w:val="40"/>
+                <w:lang w:val="en-IN" w:eastAsia="en-IN" w:bidi="ml-IN"/>
+              </w:rPr>
+              <w:t>¥±</w:t>
+            </w:r>
+            <w:r>
+              <w:rPr>
+                <w:rFonts w:ascii="BRH Malayalam Extra" w:eastAsia="Times New Roman" w:hAnsi="BRH Malayalam Extra" w:cs="BRH Malayalam Extra"/>
+                <w:b/>
+                <w:color w:val="000000"/>
+                <w:sz w:val="32"/>
+                <w:szCs w:val="40"/>
+                <w:lang w:val="en-IN" w:eastAsia="en-IN" w:bidi="ml-IN"/>
+              </w:rPr>
+              <w:t>–</w:t>
+            </w:r>
+            <w:r>
+              <w:rPr>
+                <w:rFonts w:ascii="BRH Malayalam Extra" w:eastAsia="Times New Roman" w:hAnsi="BRH Malayalam Extra" w:cs="BRH Malayalam Extra"/>
+                <w:color w:val="000000"/>
+                <w:sz w:val="40"/>
+                <w:szCs w:val="40"/>
+                <w:lang w:val="en-IN" w:eastAsia="en-IN" w:bidi="ml-IN"/>
+              </w:rPr>
+              <w:t>Z</w:t>
+            </w:r>
+            <w:r>
+              <w:rPr>
+                <w:rFonts w:ascii="BRH Malayalam Extra" w:eastAsia="Times New Roman" w:hAnsi="BRH Malayalam Extra" w:cs="BRH Malayalam Extra"/>
+                <w:b/>
+                <w:color w:val="000000"/>
+                <w:sz w:val="32"/>
+                <w:szCs w:val="40"/>
+                <w:lang w:val="en-IN" w:eastAsia="en-IN" w:bidi="ml-IN"/>
+              </w:rPr>
+              <w:t>–</w:t>
+            </w:r>
+            <w:r>
+              <w:rPr>
+                <w:rFonts w:ascii="BRH Malayalam Extra" w:eastAsia="Times New Roman" w:hAnsi="BRH Malayalam Extra" w:cs="BRH Malayalam Extra"/>
+                <w:color w:val="000000"/>
+                <w:sz w:val="40"/>
+                <w:szCs w:val="40"/>
+                <w:lang w:val="en-IN" w:eastAsia="en-IN" w:bidi="ml-IN"/>
+              </w:rPr>
+              <w:t xml:space="preserve"> ZsôyË§— | </w:t>
+            </w:r>
+            <w:r>
+              <w:rPr>
+                <w:rFonts w:cs="Arial"/>
+                <w:b/>
+                <w:bCs/>
+                <w:color w:val="000000"/>
+                <w:sz w:val="32"/>
+                <w:szCs w:val="32"/>
+                <w:lang w:bidi="ml-IN"/>
+              </w:rPr>
+              <w:t>(visargam removed)</w:t>
+            </w:r>
+          </w:p>
+        </w:tc>
+      </w:tr>
+      <w:tr>
+        <w:trPr>
+          <w:trHeight w:val="1550"/>
+        </w:trPr>
+        <w:tc>
+          <w:tcPr>
+            <w:tcW w:w="3764" w:type="dxa"/>
+          </w:tcPr>
+          <w:p>
+            <w:pPr>
+              <w:widowControl w:val="0"/>
+              <w:tabs>
+                <w:tab w:val="left" w:pos="993"/>
+              </w:tabs>
+              <w:autoSpaceDE w:val="0"/>
+              <w:autoSpaceDN w:val="0"/>
+              <w:adjustRightInd w:val="0"/>
+              <w:spacing w:before="0" w:line="240" w:lineRule="auto"/>
+              <w:ind w:right="297"/>
+              <w:rPr>
+                <w:rFonts w:cs="Arial"/>
+                <w:b/>
+                <w:sz w:val="28"/>
+                <w:szCs w:val="32"/>
+              </w:rPr>
+            </w:pPr>
+            <w:r>
+              <w:rPr>
+                <w:rFonts w:cs="Arial"/>
+                <w:b/>
+                <w:sz w:val="28"/>
+                <w:szCs w:val="32"/>
+              </w:rPr>
+              <w:lastRenderedPageBreak/>
+              <w:t>T.S.6.6</w:t>
+            </w:r>
+            <w:r>
+              <w:rPr>
+                <w:rFonts w:cs="Arial"/>
+                <w:b/>
+                <w:sz w:val="28"/>
+                <w:szCs w:val="32"/>
+              </w:rPr>
+              <w:t>.7</w:t>
+            </w:r>
+            <w:r>
+              <w:rPr>
+                <w:rFonts w:cs="Arial"/>
+                <w:b/>
+                <w:sz w:val="28"/>
+                <w:szCs w:val="32"/>
+              </w:rPr>
+              <w:t>.4</w:t>
+            </w:r>
+            <w:r>
+              <w:rPr>
+                <w:rFonts w:cs="Arial"/>
+                <w:b/>
+                <w:sz w:val="28"/>
+                <w:szCs w:val="32"/>
+              </w:rPr>
+              <w:t xml:space="preserve"> – Kramam</w:t>
+            </w:r>
+          </w:p>
+          <w:p>
+            <w:pPr>
+              <w:widowControl w:val="0"/>
+              <w:tabs>
+                <w:tab w:val="left" w:pos="993"/>
+              </w:tabs>
+              <w:autoSpaceDE w:val="0"/>
+              <w:autoSpaceDN w:val="0"/>
+              <w:adjustRightInd w:val="0"/>
+              <w:spacing w:before="0" w:line="240" w:lineRule="auto"/>
+              <w:ind w:right="297"/>
+              <w:rPr>
+                <w:rFonts w:cs="Arial"/>
+                <w:b/>
+                <w:sz w:val="28"/>
+                <w:szCs w:val="32"/>
+              </w:rPr>
+            </w:pPr>
+            <w:r>
+              <w:rPr>
+                <w:rFonts w:cs="Arial"/>
+                <w:b/>
+                <w:sz w:val="28"/>
+                <w:szCs w:val="32"/>
+              </w:rPr>
+              <w:t xml:space="preserve">Krama Vaakyam No.– </w:t>
+            </w:r>
+            <w:r>
+              <w:rPr>
+                <w:rFonts w:cs="Arial"/>
+                <w:b/>
+                <w:sz w:val="28"/>
+                <w:szCs w:val="32"/>
+              </w:rPr>
+              <w:t>65</w:t>
+            </w:r>
+          </w:p>
+          <w:p>
+            <w:pPr>
+              <w:widowControl w:val="0"/>
+              <w:tabs>
+                <w:tab w:val="left" w:pos="993"/>
+              </w:tabs>
+              <w:autoSpaceDE w:val="0"/>
+              <w:autoSpaceDN w:val="0"/>
+              <w:adjustRightInd w:val="0"/>
+              <w:spacing w:before="0" w:line="240" w:lineRule="auto"/>
+              <w:ind w:right="297"/>
+              <w:rPr>
+                <w:rFonts w:cs="Arial"/>
+                <w:b/>
+                <w:sz w:val="28"/>
+                <w:szCs w:val="28"/>
+              </w:rPr>
+            </w:pPr>
+            <w:r>
+              <w:rPr>
+                <w:rFonts w:cs="Arial"/>
+                <w:b/>
+                <w:sz w:val="28"/>
+                <w:szCs w:val="32"/>
+              </w:rPr>
+              <w:t>Panchaati No</w:t>
+            </w:r>
+            <w:r>
+              <w:rPr>
+                <w:rFonts w:cs="Arial"/>
+                <w:b/>
+                <w:szCs w:val="32"/>
+              </w:rPr>
+              <w:t xml:space="preserve">. - </w:t>
+            </w:r>
+            <w:r>
+              <w:rPr>
+                <w:rFonts w:cs="Arial"/>
+                <w:b/>
+                <w:sz w:val="28"/>
+                <w:szCs w:val="32"/>
+              </w:rPr>
+              <w:t>29</w:t>
+            </w:r>
+          </w:p>
+        </w:tc>
+        <w:tc>
+          <w:tcPr>
+            <w:tcW w:w="5245" w:type="dxa"/>
+          </w:tcPr>
+          <w:p>
+            <w:pPr>
+              <w:widowControl w:val="0"/>
+              <w:autoSpaceDE w:val="0"/>
+              <w:autoSpaceDN w:val="0"/>
+              <w:adjustRightInd w:val="0"/>
+              <w:spacing w:before="0" w:line="240" w:lineRule="auto"/>
+              <w:rPr>
+                <w:rFonts w:ascii="BRH Malayalam Extra" w:eastAsia="Times New Roman" w:hAnsi="BRH Malayalam Extra" w:cs="BRH Malayalam Extra"/>
+                <w:color w:val="000000"/>
+                <w:sz w:val="40"/>
+                <w:szCs w:val="40"/>
+                <w:lang w:val="it-IT" w:eastAsia="en-IN" w:bidi="ml-IN"/>
+              </w:rPr>
+            </w:pPr>
+            <w:r>
+              <w:rPr>
+                <w:rFonts w:ascii="BRH Malayalam Extra" w:eastAsia="Times New Roman" w:hAnsi="BRH Malayalam Extra" w:cs="BRH Malayalam Extra"/>
+                <w:color w:val="000000"/>
+                <w:sz w:val="40"/>
+                <w:szCs w:val="40"/>
+                <w:lang w:val="it-IT" w:eastAsia="en-IN" w:bidi="ml-IN"/>
+              </w:rPr>
+              <w:t>A¥ax</w:t>
+            </w:r>
+            <w:r>
+              <w:rPr>
+                <w:rFonts w:ascii="BRH Malayalam Extra" w:eastAsia="Times New Roman" w:hAnsi="BRH Malayalam Extra" w:cs="BRH Malayalam Extra"/>
+                <w:b/>
+                <w:color w:val="000000"/>
+                <w:sz w:val="32"/>
+                <w:szCs w:val="40"/>
+                <w:lang w:val="it-IT" w:eastAsia="en-IN" w:bidi="ml-IN"/>
+              </w:rPr>
+              <w:t>–</w:t>
+            </w:r>
+            <w:r>
+              <w:rPr>
+                <w:rFonts w:ascii="BRH Malayalam Extra" w:eastAsia="Times New Roman" w:hAnsi="BRH Malayalam Extra" w:cs="BRH Malayalam Extra"/>
+                <w:color w:val="000000"/>
+                <w:sz w:val="40"/>
+                <w:szCs w:val="40"/>
+                <w:lang w:val="it-IT" w:eastAsia="en-IN" w:bidi="ml-IN"/>
+              </w:rPr>
+              <w:t xml:space="preserve"> QÉ—</w:t>
+            </w:r>
+            <w:r>
+              <w:rPr>
+                <w:rFonts w:ascii="BRH Malayalam" w:hAnsi="BRH Malayalam" w:cs="BRH Malayalam"/>
+                <w:sz w:val="40"/>
+                <w:szCs w:val="40"/>
+                <w:lang w:val="it-IT"/>
+              </w:rPr>
+              <w:t>sþ</w:t>
+            </w:r>
+            <w:r>
+              <w:rPr>
+                <w:rFonts w:ascii="BRH Malayalam Extra" w:eastAsia="Times New Roman" w:hAnsi="BRH Malayalam Extra" w:cs="BRH Malayalam Extra"/>
+                <w:sz w:val="40"/>
+                <w:szCs w:val="40"/>
+                <w:lang w:val="it-IT" w:eastAsia="en-IN" w:bidi="ml-IN"/>
+              </w:rPr>
+              <w:t>¡</w:t>
+            </w:r>
+            <w:r>
+              <w:rPr>
+                <w:rFonts w:ascii="BRH Malayalam Extra" w:eastAsia="Times New Roman" w:hAnsi="BRH Malayalam Extra" w:cs="BRH Malayalam Extra"/>
+                <w:color w:val="000000"/>
+                <w:sz w:val="40"/>
+                <w:szCs w:val="40"/>
+                <w:lang w:val="it-IT" w:eastAsia="en-IN" w:bidi="ml-IN"/>
+              </w:rPr>
+              <w:t xml:space="preserve"> | </w:t>
+            </w:r>
+          </w:p>
+          <w:p>
+            <w:pPr>
+              <w:widowControl w:val="0"/>
+              <w:autoSpaceDE w:val="0"/>
+              <w:autoSpaceDN w:val="0"/>
+              <w:adjustRightInd w:val="0"/>
+              <w:spacing w:before="0" w:line="240" w:lineRule="auto"/>
+              <w:rPr>
+                <w:rFonts w:ascii="BRH Devanagari Extra" w:hAnsi="BRH Devanagari Extra" w:cs="BRH Devanagari Extra"/>
+                <w:color w:val="000000"/>
+                <w:sz w:val="40"/>
+                <w:szCs w:val="40"/>
+                <w:lang w:bidi="ml-IN"/>
+              </w:rPr>
+            </w:pPr>
+            <w:r>
+              <w:rPr>
+                <w:rFonts w:ascii="BRH Malayalam Extra" w:eastAsia="Times New Roman" w:hAnsi="BRH Malayalam Extra" w:cs="BRH Malayalam Extra"/>
+                <w:color w:val="000000"/>
+                <w:sz w:val="40"/>
+                <w:szCs w:val="40"/>
+                <w:lang w:val="it-IT" w:eastAsia="en-IN" w:bidi="ml-IN"/>
+              </w:rPr>
+              <w:t>A¥ax</w:t>
+            </w:r>
+            <w:r>
+              <w:rPr>
+                <w:rFonts w:ascii="BRH Malayalam Extra" w:eastAsia="Times New Roman" w:hAnsi="BRH Malayalam Extra" w:cs="BRH Malayalam Extra"/>
+                <w:b/>
+                <w:color w:val="000000"/>
+                <w:sz w:val="32"/>
+                <w:szCs w:val="40"/>
+                <w:lang w:val="it-IT" w:eastAsia="en-IN" w:bidi="ml-IN"/>
+              </w:rPr>
+              <w:t>–</w:t>
+            </w:r>
+            <w:r>
+              <w:rPr>
+                <w:rFonts w:ascii="BRH Malayalam Extra" w:eastAsia="Times New Roman" w:hAnsi="BRH Malayalam Extra" w:cs="BRH Malayalam Extra"/>
+                <w:color w:val="000000"/>
+                <w:sz w:val="40"/>
+                <w:szCs w:val="40"/>
+                <w:lang w:val="it-IT" w:eastAsia="en-IN" w:bidi="ml-IN"/>
+              </w:rPr>
+              <w:t xml:space="preserve"> CZõ</w:t>
+            </w:r>
+            <w:r>
+              <w:rPr>
+                <w:rFonts w:ascii="BRH Malayalam Extra" w:eastAsia="Times New Roman" w:hAnsi="BRH Malayalam Extra" w:cs="BRH Malayalam Extra"/>
+                <w:color w:val="000000"/>
+                <w:sz w:val="40"/>
+                <w:szCs w:val="40"/>
+                <w:highlight w:val="yellow"/>
+                <w:lang w:val="it-IT" w:eastAsia="en-IN" w:bidi="ml-IN"/>
+              </w:rPr>
+              <w:t>¥ax</w:t>
+            </w:r>
+            <w:r>
+              <w:rPr>
+                <w:rFonts w:ascii="BRH Malayalam Extra" w:eastAsia="Times New Roman" w:hAnsi="BRH Malayalam Extra" w:cs="BRH Malayalam Extra"/>
+                <w:color w:val="000000"/>
+                <w:sz w:val="40"/>
+                <w:szCs w:val="40"/>
+                <w:lang w:val="it-IT" w:eastAsia="en-IN" w:bidi="ml-IN"/>
+              </w:rPr>
+              <w:t>— |</w:t>
+            </w:r>
+          </w:p>
+        </w:tc>
+        <w:tc>
+          <w:tcPr>
+            <w:tcW w:w="5670" w:type="dxa"/>
+          </w:tcPr>
+          <w:p>
+            <w:pPr>
+              <w:widowControl w:val="0"/>
+              <w:autoSpaceDE w:val="0"/>
+              <w:autoSpaceDN w:val="0"/>
+              <w:adjustRightInd w:val="0"/>
+              <w:spacing w:before="0" w:line="240" w:lineRule="auto"/>
+              <w:rPr>
+                <w:rFonts w:ascii="BRH Malayalam Extra" w:eastAsia="Times New Roman" w:hAnsi="BRH Malayalam Extra" w:cs="BRH Malayalam Extra"/>
+                <w:color w:val="000000"/>
+                <w:sz w:val="40"/>
+                <w:szCs w:val="40"/>
+                <w:lang w:val="it-IT" w:eastAsia="en-IN" w:bidi="ml-IN"/>
+              </w:rPr>
+            </w:pPr>
+            <w:r>
+              <w:rPr>
+                <w:rFonts w:ascii="BRH Malayalam Extra" w:eastAsia="Times New Roman" w:hAnsi="BRH Malayalam Extra" w:cs="BRH Malayalam Extra"/>
+                <w:color w:val="000000"/>
+                <w:sz w:val="40"/>
+                <w:szCs w:val="40"/>
+                <w:lang w:val="it-IT" w:eastAsia="en-IN" w:bidi="ml-IN"/>
+              </w:rPr>
+              <w:t>A¥ax</w:t>
+            </w:r>
+            <w:r>
+              <w:rPr>
+                <w:rFonts w:ascii="BRH Malayalam Extra" w:eastAsia="Times New Roman" w:hAnsi="BRH Malayalam Extra" w:cs="BRH Malayalam Extra"/>
+                <w:b/>
+                <w:color w:val="000000"/>
+                <w:sz w:val="32"/>
+                <w:szCs w:val="40"/>
+                <w:lang w:val="it-IT" w:eastAsia="en-IN" w:bidi="ml-IN"/>
+              </w:rPr>
+              <w:t>–</w:t>
+            </w:r>
+            <w:r>
+              <w:rPr>
+                <w:rFonts w:ascii="BRH Malayalam Extra" w:eastAsia="Times New Roman" w:hAnsi="BRH Malayalam Extra" w:cs="BRH Malayalam Extra"/>
+                <w:color w:val="000000"/>
+                <w:sz w:val="40"/>
+                <w:szCs w:val="40"/>
+                <w:lang w:val="it-IT" w:eastAsia="en-IN" w:bidi="ml-IN"/>
+              </w:rPr>
+              <w:t xml:space="preserve"> QÉ—</w:t>
+            </w:r>
+            <w:r>
+              <w:rPr>
+                <w:rFonts w:ascii="BRH Malayalam" w:hAnsi="BRH Malayalam" w:cs="BRH Malayalam"/>
+                <w:sz w:val="40"/>
+                <w:szCs w:val="40"/>
+                <w:lang w:val="it-IT"/>
+              </w:rPr>
+              <w:t>sþ</w:t>
+            </w:r>
+            <w:r>
+              <w:rPr>
+                <w:rFonts w:ascii="BRH Malayalam Extra" w:eastAsia="Times New Roman" w:hAnsi="BRH Malayalam Extra" w:cs="BRH Malayalam Extra"/>
+                <w:sz w:val="40"/>
+                <w:szCs w:val="40"/>
+                <w:lang w:val="it-IT" w:eastAsia="en-IN" w:bidi="ml-IN"/>
+              </w:rPr>
+              <w:t>¡</w:t>
+            </w:r>
+            <w:r>
+              <w:rPr>
+                <w:rFonts w:ascii="BRH Malayalam Extra" w:eastAsia="Times New Roman" w:hAnsi="BRH Malayalam Extra" w:cs="BRH Malayalam Extra"/>
+                <w:color w:val="000000"/>
+                <w:sz w:val="40"/>
+                <w:szCs w:val="40"/>
+                <w:lang w:val="it-IT" w:eastAsia="en-IN" w:bidi="ml-IN"/>
+              </w:rPr>
+              <w:t xml:space="preserve"> | </w:t>
+            </w:r>
+          </w:p>
+          <w:p>
+            <w:pPr>
+              <w:widowControl w:val="0"/>
+              <w:autoSpaceDE w:val="0"/>
+              <w:autoSpaceDN w:val="0"/>
+              <w:adjustRightInd w:val="0"/>
+              <w:spacing w:before="0" w:line="240" w:lineRule="auto"/>
+              <w:rPr>
+                <w:rFonts w:ascii="BRH Devanagari Extra" w:hAnsi="BRH Devanagari Extra" w:cs="BRH Devanagari Extra"/>
+                <w:sz w:val="40"/>
+                <w:szCs w:val="40"/>
+                <w:lang w:bidi="ml-IN"/>
+              </w:rPr>
+            </w:pPr>
+            <w:r>
+              <w:rPr>
+                <w:rFonts w:ascii="BRH Malayalam Extra" w:eastAsia="Times New Roman" w:hAnsi="BRH Malayalam Extra" w:cs="BRH Malayalam Extra"/>
+                <w:color w:val="000000"/>
+                <w:sz w:val="40"/>
+                <w:szCs w:val="40"/>
+                <w:lang w:val="it-IT" w:eastAsia="en-IN" w:bidi="ml-IN"/>
+              </w:rPr>
+              <w:t>A¥ax</w:t>
+            </w:r>
+            <w:r>
+              <w:rPr>
+                <w:rFonts w:ascii="BRH Malayalam Extra" w:eastAsia="Times New Roman" w:hAnsi="BRH Malayalam Extra" w:cs="BRH Malayalam Extra"/>
+                <w:b/>
+                <w:color w:val="000000"/>
+                <w:sz w:val="32"/>
+                <w:szCs w:val="40"/>
+                <w:lang w:val="it-IT" w:eastAsia="en-IN" w:bidi="ml-IN"/>
+              </w:rPr>
+              <w:t>–</w:t>
+            </w:r>
+            <w:r>
+              <w:rPr>
+                <w:rFonts w:ascii="BRH Malayalam Extra" w:eastAsia="Times New Roman" w:hAnsi="BRH Malayalam Extra" w:cs="BRH Malayalam Extra"/>
+                <w:color w:val="000000"/>
+                <w:sz w:val="40"/>
+                <w:szCs w:val="40"/>
+                <w:lang w:val="it-IT" w:eastAsia="en-IN" w:bidi="ml-IN"/>
+              </w:rPr>
+              <w:t xml:space="preserve"> CZõ¥</w:t>
+            </w:r>
+            <w:r>
+              <w:rPr>
+                <w:rFonts w:ascii="BRH Malayalam Extra" w:eastAsia="Times New Roman" w:hAnsi="BRH Malayalam Extra" w:cs="BRH Malayalam Extra"/>
+                <w:color w:val="000000"/>
+                <w:sz w:val="40"/>
+                <w:szCs w:val="40"/>
+                <w:highlight w:val="green"/>
+                <w:lang w:val="it-IT" w:eastAsia="en-IN" w:bidi="ml-IN"/>
+              </w:rPr>
+              <w:t>ax˜</w:t>
+            </w:r>
+            <w:r>
+              <w:rPr>
+                <w:rFonts w:ascii="BRH Malayalam Extra" w:eastAsia="Times New Roman" w:hAnsi="BRH Malayalam Extra" w:cs="BRH Malayalam Extra"/>
+                <w:color w:val="000000"/>
+                <w:sz w:val="40"/>
+                <w:szCs w:val="40"/>
+                <w:lang w:val="it-IT" w:eastAsia="en-IN" w:bidi="ml-IN"/>
+              </w:rPr>
+              <w:t xml:space="preserve"> |</w:t>
+            </w:r>
+          </w:p>
+        </w:tc>
+      </w:tr>
+      <w:tr>
+        <w:trPr>
+          <w:trHeight w:val="983"/>
+        </w:trPr>
+        <w:tc>
+          <w:tcPr>
+            <w:tcW w:w="3764" w:type="dxa"/>
+          </w:tcPr>
+          <w:p>
+            <w:pPr>
+              <w:widowControl w:val="0"/>
+              <w:tabs>
+                <w:tab w:val="left" w:pos="993"/>
+              </w:tabs>
+              <w:autoSpaceDE w:val="0"/>
+              <w:autoSpaceDN w:val="0"/>
+              <w:adjustRightInd w:val="0"/>
+              <w:spacing w:before="0" w:line="240" w:lineRule="auto"/>
+              <w:ind w:right="297"/>
+              <w:rPr>
+                <w:rFonts w:cs="Arial"/>
+                <w:b/>
+                <w:sz w:val="28"/>
+                <w:szCs w:val="32"/>
+              </w:rPr>
+            </w:pPr>
+            <w:r>
+              <w:rPr>
+                <w:rFonts w:cs="Arial"/>
+                <w:b/>
+                <w:sz w:val="28"/>
+                <w:szCs w:val="32"/>
+              </w:rPr>
+              <w:t>T.S.6.6.</w:t>
+            </w:r>
+            <w:r>
+              <w:rPr>
+                <w:rFonts w:cs="Arial"/>
+                <w:b/>
+                <w:sz w:val="28"/>
+                <w:szCs w:val="32"/>
+              </w:rPr>
+              <w:t>10.2</w:t>
+            </w:r>
+            <w:r>
+              <w:rPr>
+                <w:rFonts w:cs="Arial"/>
+                <w:b/>
+                <w:sz w:val="28"/>
+                <w:szCs w:val="32"/>
+              </w:rPr>
+              <w:t xml:space="preserve"> – Kramam</w:t>
+            </w:r>
+          </w:p>
+          <w:p>
+            <w:pPr>
+              <w:widowControl w:val="0"/>
+              <w:tabs>
+                <w:tab w:val="left" w:pos="993"/>
+              </w:tabs>
+              <w:autoSpaceDE w:val="0"/>
+              <w:autoSpaceDN w:val="0"/>
+              <w:adjustRightInd w:val="0"/>
+              <w:spacing w:before="0" w:line="240" w:lineRule="auto"/>
+              <w:ind w:right="297"/>
+              <w:rPr>
+                <w:rFonts w:cs="Arial"/>
+                <w:b/>
+                <w:sz w:val="28"/>
+                <w:szCs w:val="32"/>
+                <w:lang w:val="en-IN"/>
+              </w:rPr>
+            </w:pPr>
+            <w:r>
+              <w:rPr>
+                <w:rFonts w:cs="Arial"/>
+                <w:b/>
+                <w:sz w:val="28"/>
+                <w:szCs w:val="32"/>
+                <w:lang w:val="en-IN"/>
+              </w:rPr>
+              <w:t>Krama Vaakyam No.– 36</w:t>
+            </w:r>
+          </w:p>
+          <w:p>
+            <w:pPr>
+              <w:widowControl w:val="0"/>
+              <w:tabs>
+                <w:tab w:val="left" w:pos="993"/>
+              </w:tabs>
+              <w:autoSpaceDE w:val="0"/>
+              <w:autoSpaceDN w:val="0"/>
+              <w:adjustRightInd w:val="0"/>
+              <w:spacing w:before="0" w:line="240" w:lineRule="auto"/>
+              <w:ind w:right="297"/>
+              <w:rPr>
+                <w:rFonts w:cs="Arial"/>
+                <w:b/>
+                <w:sz w:val="28"/>
+                <w:szCs w:val="32"/>
+                <w:lang w:val="it-IT"/>
+              </w:rPr>
+            </w:pPr>
+            <w:r>
+              <w:rPr>
+                <w:rFonts w:cs="Arial"/>
+                <w:b/>
+                <w:sz w:val="28"/>
+                <w:szCs w:val="32"/>
+                <w:lang w:val="it-IT"/>
+              </w:rPr>
+              <w:t>Panchaati No</w:t>
+            </w:r>
+            <w:r>
+              <w:rPr>
+                <w:rFonts w:cs="Arial"/>
+                <w:b/>
+                <w:szCs w:val="32"/>
+                <w:lang w:val="it-IT"/>
+              </w:rPr>
+              <w:t xml:space="preserve">. - </w:t>
+            </w:r>
+            <w:r>
+              <w:rPr>
+                <w:rFonts w:cs="Arial"/>
+                <w:b/>
+                <w:sz w:val="28"/>
+                <w:szCs w:val="32"/>
+                <w:lang w:val="it-IT"/>
+              </w:rPr>
+              <w:t>3</w:t>
+            </w:r>
+            <w:r>
+              <w:rPr>
+                <w:rFonts w:cs="Arial"/>
+                <w:b/>
+                <w:sz w:val="28"/>
+                <w:szCs w:val="32"/>
+                <w:lang w:val="it-IT"/>
+              </w:rPr>
+              <w:t>7</w:t>
+            </w:r>
+          </w:p>
+        </w:tc>
+        <w:tc>
+          <w:tcPr>
+            <w:tcW w:w="5245" w:type="dxa"/>
+          </w:tcPr>
+          <w:p>
+            <w:pPr>
+              <w:widowControl w:val="0"/>
+              <w:autoSpaceDE w:val="0"/>
+              <w:autoSpaceDN w:val="0"/>
+              <w:adjustRightInd w:val="0"/>
+              <w:spacing w:before="0" w:line="240" w:lineRule="auto"/>
+              <w:rPr>
+                <w:rFonts w:ascii="BRH Devanagari Extra" w:hAnsi="BRH Devanagari Extra" w:cs="BRH Devanagari Extra"/>
+                <w:color w:val="000000"/>
+                <w:sz w:val="40"/>
+                <w:szCs w:val="40"/>
+                <w:lang w:val="it-IT" w:bidi="ml-IN"/>
+              </w:rPr>
+            </w:pPr>
+            <w:r>
+              <w:rPr>
+                <w:rFonts w:ascii="BRH Malayalam Extra" w:eastAsia="Times New Roman" w:hAnsi="BRH Malayalam Extra" w:cs="BRH Malayalam Extra"/>
+                <w:color w:val="000000"/>
+                <w:sz w:val="40"/>
+                <w:szCs w:val="40"/>
+                <w:lang w:val="it-IT" w:eastAsia="en-IN" w:bidi="ml-IN"/>
+              </w:rPr>
+              <w:t>D</w:t>
+            </w:r>
+            <w:r>
+              <w:rPr>
+                <w:rFonts w:ascii="BRH Malayalam Extra" w:eastAsia="Times New Roman" w:hAnsi="BRH Malayalam Extra" w:cs="BRH Malayalam Extra"/>
+                <w:b/>
+                <w:color w:val="000000"/>
+                <w:sz w:val="32"/>
+                <w:szCs w:val="40"/>
+                <w:lang w:val="it-IT" w:eastAsia="en-IN" w:bidi="ml-IN"/>
+              </w:rPr>
+              <w:t>–</w:t>
+            </w:r>
+            <w:r>
+              <w:rPr>
+                <w:rFonts w:ascii="BRH Malayalam Extra" w:eastAsia="Times New Roman" w:hAnsi="BRH Malayalam Extra" w:cs="BRH Malayalam Extra"/>
+                <w:color w:val="000000"/>
+                <w:sz w:val="40"/>
+                <w:szCs w:val="40"/>
+                <w:lang w:val="it-IT" w:eastAsia="en-IN" w:bidi="ml-IN"/>
+              </w:rPr>
+              <w:t>hxhõx</w:t>
+            </w:r>
+            <w:r>
+              <w:rPr>
+                <w:rFonts w:ascii="BRH Malayalam Extra" w:eastAsia="Times New Roman" w:hAnsi="BRH Malayalam Extra" w:cs="BRH Malayalam Extra"/>
+                <w:b/>
+                <w:color w:val="000000"/>
+                <w:sz w:val="32"/>
+                <w:szCs w:val="40"/>
+                <w:lang w:val="it-IT" w:eastAsia="en-IN" w:bidi="ml-IN"/>
+              </w:rPr>
+              <w:t>–</w:t>
+            </w:r>
+            <w:r>
+              <w:rPr>
+                <w:rFonts w:ascii="BRH Malayalam Extra" w:eastAsia="Times New Roman" w:hAnsi="BRH Malayalam Extra" w:cs="BRH Malayalam Extra"/>
+                <w:color w:val="000000"/>
+                <w:sz w:val="40"/>
+                <w:szCs w:val="40"/>
+                <w:lang w:val="it-IT" w:eastAsia="en-IN" w:bidi="ml-IN"/>
+              </w:rPr>
+              <w:t>I d | d</w:t>
+            </w:r>
+            <w:r>
+              <w:rPr>
+                <w:rFonts w:ascii="BRH Malayalam Extra" w:eastAsia="Times New Roman" w:hAnsi="BRH Malayalam Extra" w:cs="BRH Malayalam Extra"/>
+                <w:b/>
+                <w:color w:val="000000"/>
+                <w:sz w:val="40"/>
+                <w:szCs w:val="40"/>
+                <w:lang w:val="it-IT" w:eastAsia="en-IN" w:bidi="ml-IN"/>
+              </w:rPr>
+              <w:t>ª</w:t>
+            </w:r>
+            <w:r>
+              <w:rPr>
+                <w:rFonts w:ascii="BRH Malayalam Extra" w:eastAsia="Times New Roman" w:hAnsi="BRH Malayalam Extra" w:cs="BRH Malayalam Extra"/>
+                <w:color w:val="000000"/>
+                <w:sz w:val="40"/>
+                <w:szCs w:val="40"/>
+                <w:highlight w:val="yellow"/>
+                <w:lang w:val="it-IT" w:eastAsia="en-IN" w:bidi="ml-IN"/>
+              </w:rPr>
+              <w:t>¥Æ</w:t>
+            </w:r>
+            <w:r>
+              <w:rPr>
+                <w:rFonts w:ascii="BRH Malayalam Extra" w:eastAsia="Times New Roman" w:hAnsi="BRH Malayalam Extra" w:cs="BRH Malayalam Extra"/>
+                <w:color w:val="000000"/>
+                <w:sz w:val="40"/>
+                <w:szCs w:val="40"/>
+                <w:lang w:val="it-IT" w:eastAsia="en-IN" w:bidi="ml-IN"/>
+              </w:rPr>
+              <w:t>õ˜Z |</w:t>
+            </w:r>
+          </w:p>
+        </w:tc>
+        <w:tc>
+          <w:tcPr>
+            <w:tcW w:w="5670" w:type="dxa"/>
+          </w:tcPr>
+          <w:p>
+            <w:pPr>
+              <w:widowControl w:val="0"/>
+              <w:autoSpaceDE w:val="0"/>
+              <w:autoSpaceDN w:val="0"/>
+              <w:adjustRightInd w:val="0"/>
+              <w:spacing w:before="0" w:line="240" w:lineRule="auto"/>
+              <w:rPr>
+                <w:rFonts w:ascii="BRH Devanagari Extra" w:hAnsi="BRH Devanagari Extra" w:cs="BRH Devanagari Extra"/>
+                <w:color w:val="000000"/>
+                <w:sz w:val="40"/>
+                <w:szCs w:val="40"/>
+                <w:lang w:val="it-IT" w:bidi="ml-IN"/>
+              </w:rPr>
+            </w:pPr>
+            <w:r>
+              <w:rPr>
+                <w:rFonts w:ascii="BRH Malayalam Extra" w:eastAsia="Times New Roman" w:hAnsi="BRH Malayalam Extra" w:cs="BRH Malayalam Extra"/>
+                <w:color w:val="000000"/>
+                <w:sz w:val="40"/>
+                <w:szCs w:val="40"/>
+                <w:lang w:val="it-IT" w:eastAsia="en-IN" w:bidi="ml-IN"/>
+              </w:rPr>
+              <w:t>D</w:t>
+            </w:r>
+            <w:r>
+              <w:rPr>
+                <w:rFonts w:ascii="BRH Malayalam Extra" w:eastAsia="Times New Roman" w:hAnsi="BRH Malayalam Extra" w:cs="BRH Malayalam Extra"/>
+                <w:b/>
+                <w:color w:val="000000"/>
+                <w:sz w:val="32"/>
+                <w:szCs w:val="40"/>
+                <w:lang w:val="it-IT" w:eastAsia="en-IN" w:bidi="ml-IN"/>
+              </w:rPr>
+              <w:t>–</w:t>
+            </w:r>
+            <w:r>
+              <w:rPr>
+                <w:rFonts w:ascii="BRH Malayalam Extra" w:eastAsia="Times New Roman" w:hAnsi="BRH Malayalam Extra" w:cs="BRH Malayalam Extra"/>
+                <w:color w:val="000000"/>
+                <w:sz w:val="40"/>
+                <w:szCs w:val="40"/>
+                <w:lang w:val="it-IT" w:eastAsia="en-IN" w:bidi="ml-IN"/>
+              </w:rPr>
+              <w:t>hxhõx</w:t>
+            </w:r>
+            <w:r>
+              <w:rPr>
+                <w:rFonts w:ascii="BRH Malayalam Extra" w:eastAsia="Times New Roman" w:hAnsi="BRH Malayalam Extra" w:cs="BRH Malayalam Extra"/>
+                <w:b/>
+                <w:color w:val="000000"/>
+                <w:sz w:val="32"/>
+                <w:szCs w:val="40"/>
+                <w:lang w:val="it-IT" w:eastAsia="en-IN" w:bidi="ml-IN"/>
+              </w:rPr>
+              <w:t>–</w:t>
+            </w:r>
+            <w:r>
+              <w:rPr>
+                <w:rFonts w:ascii="BRH Malayalam Extra" w:eastAsia="Times New Roman" w:hAnsi="BRH Malayalam Extra" w:cs="BRH Malayalam Extra"/>
+                <w:color w:val="000000"/>
+                <w:sz w:val="40"/>
+                <w:szCs w:val="40"/>
+                <w:lang w:val="it-IT" w:eastAsia="en-IN" w:bidi="ml-IN"/>
+              </w:rPr>
+              <w:t>I d | d</w:t>
+            </w:r>
+            <w:r>
+              <w:rPr>
+                <w:rFonts w:ascii="BRH Malayalam Extra" w:eastAsia="Times New Roman" w:hAnsi="BRH Malayalam Extra" w:cs="BRH Malayalam Extra"/>
+                <w:b/>
+                <w:color w:val="000000"/>
+                <w:sz w:val="40"/>
+                <w:szCs w:val="40"/>
+                <w:lang w:val="it-IT" w:eastAsia="en-IN" w:bidi="ml-IN"/>
+              </w:rPr>
+              <w:t>ª</w:t>
+            </w:r>
+            <w:r>
+              <w:rPr>
+                <w:rFonts w:ascii="BRH Malayalam Extra" w:eastAsia="Times New Roman" w:hAnsi="BRH Malayalam Extra" w:cs="BRH Malayalam Extra"/>
+                <w:color w:val="000000"/>
+                <w:sz w:val="40"/>
+                <w:szCs w:val="40"/>
+                <w:lang w:val="it-IT" w:eastAsia="en-IN" w:bidi="ml-IN"/>
+              </w:rPr>
+              <w:t>¥</w:t>
+            </w:r>
+            <w:r>
+              <w:rPr>
+                <w:rFonts w:ascii="BRH Malayalam Extra" w:eastAsia="Times New Roman" w:hAnsi="BRH Malayalam Extra" w:cs="BRH Malayalam Extra"/>
+                <w:color w:val="000000"/>
+                <w:sz w:val="40"/>
+                <w:szCs w:val="40"/>
+                <w:highlight w:val="green"/>
+                <w:lang w:val="it-IT" w:eastAsia="en-IN" w:bidi="ml-IN"/>
+              </w:rPr>
+              <w:t>Æõ</w:t>
+            </w:r>
+            <w:r>
+              <w:rPr>
+                <w:rFonts w:ascii="BRH Malayalam Extra" w:eastAsia="Times New Roman" w:hAnsi="BRH Malayalam Extra" w:cs="BRH Malayalam Extra"/>
+                <w:color w:val="000000"/>
+                <w:sz w:val="40"/>
+                <w:szCs w:val="40"/>
+                <w:lang w:val="it-IT" w:eastAsia="en-IN" w:bidi="ml-IN"/>
+              </w:rPr>
+              <w:t>—Z |</w:t>
             </w:r>
           </w:p>
         </w:tc>
@@ -1751,7 +2974,6 @@
                 <w:sz w:val="32"/>
                 <w:szCs w:val="32"/>
               </w:rPr>
-              <w:lastRenderedPageBreak/>
               <w:t>Section, Paragraph</w:t>
             </w:r>
           </w:p>
@@ -2451,6 +3673,7 @@
           <w:b/>
           <w:bCs/>
         </w:rPr>
+        <w:lastRenderedPageBreak/>
         <w:t>(ignore those which are already incorporated in your book’s version and date)</w:t>
       </w:r>
     </w:p>
@@ -3864,7 +5087,6 @@
                 <w:sz w:val="28"/>
                 <w:szCs w:val="32"/>
               </w:rPr>
-              <w:lastRenderedPageBreak/>
               <w:t>T.S.6.6.2.1 – Kramam</w:t>
             </w:r>
           </w:p>
@@ -4781,6 +6003,7 @@
                 <w:sz w:val="28"/>
                 <w:szCs w:val="32"/>
               </w:rPr>
+              <w:lastRenderedPageBreak/>
               <w:t>T.S.6.6.</w:t>
             </w:r>
             <w:r>
@@ -6528,7 +7751,6 @@
                 <w:szCs w:val="40"/>
                 <w:lang w:val="en-IN" w:eastAsia="en-IN" w:bidi="ml-IN"/>
               </w:rPr>
-              <w:lastRenderedPageBreak/>
               <w:t>s</w:t>
             </w:r>
             <w:r>
@@ -6608,7 +7830,6 @@
                 <w:szCs w:val="40"/>
                 <w:lang w:val="en-IN" w:eastAsia="en-IN" w:bidi="ml-IN"/>
               </w:rPr>
-              <w:lastRenderedPageBreak/>
               <w:t>ty s</w:t>
             </w:r>
             <w:r>
@@ -6664,7 +7885,6 @@
                 <w:szCs w:val="40"/>
                 <w:lang w:val="en-IN" w:eastAsia="en-IN" w:bidi="ml-IN"/>
               </w:rPr>
-              <w:lastRenderedPageBreak/>
               <w:t>s</w:t>
             </w:r>
             <w:r>
@@ -6766,7 +7986,6 @@
                 <w:sz w:val="28"/>
                 <w:szCs w:val="32"/>
               </w:rPr>
-              <w:lastRenderedPageBreak/>
               <w:t>T.S.6.6.10.2 – Kramam</w:t>
             </w:r>
           </w:p>
@@ -7542,6 +8761,7 @@
           <w:szCs w:val="40"/>
           <w:lang w:val="en-IN" w:eastAsia="en-IN"/>
         </w:rPr>
+        <w:lastRenderedPageBreak/>
         <w:t xml:space="preserve">"qï" </w:t>
       </w:r>
       <w:r>
@@ -7550,7 +8770,16 @@
           <w:bCs/>
           <w:sz w:val="32"/>
         </w:rPr>
-        <w:t>replaced with</w:t>
+        <w:t xml:space="preserve">replaced </w:t>
+      </w:r>
+      <w:proofErr w:type="gramStart"/>
+      <w:r>
+        <w:rPr>
+          <w:b/>
+          <w:bCs/>
+          <w:sz w:val="32"/>
+        </w:rPr>
+        <w:t>with</w:t>
       </w:r>
       <w:r>
         <w:rPr>
@@ -7572,6 +8801,7 @@
         </w:rPr>
         <w:t>"</w:t>
       </w:r>
+      <w:proofErr w:type="gramEnd"/>
       <w:r>
         <w:rPr>
           <w:rFonts w:ascii="BRH Malayalam" w:hAnsi="BRH Malayalam" w:cs="BRH Malayalam"/>
@@ -7583,6 +8813,7 @@
         </w:rPr>
         <w:t>q§T</w:t>
       </w:r>
+      <w:proofErr w:type="gramStart"/>
       <w:r>
         <w:rPr>
           <w:rFonts w:ascii="BRH Malayalam" w:hAnsi="BRH Malayalam" w:cs="BRH Malayalam"/>
@@ -7599,7 +8830,16 @@
           <w:bCs/>
           <w:sz w:val="32"/>
         </w:rPr>
-        <w:t>wherever applicable</w:t>
+        <w:t>wherever</w:t>
+      </w:r>
+      <w:proofErr w:type="gramEnd"/>
+      <w:r>
+        <w:rPr>
+          <w:b/>
+          <w:bCs/>
+          <w:sz w:val="32"/>
+        </w:rPr>
+        <w:t xml:space="preserve"> applicable</w:t>
       </w:r>
     </w:p>
     <w:p>
@@ -7975,7 +9215,6 @@
                 <w:sz w:val="32"/>
                 <w:szCs w:val="36"/>
               </w:rPr>
-              <w:lastRenderedPageBreak/>
               <w:t>None</w:t>
             </w:r>
           </w:p>

--- a/TS-Kramam/TS-6.6/TS 6.6 Malayalam Krama Paatam Corrections.docx
+++ b/TS-Kramam/TS-6.6/TS 6.6 Malayalam Krama Paatam Corrections.docx
@@ -21,7 +21,7 @@
           <w:szCs w:val="32"/>
           <w:u w:val="single"/>
         </w:rPr>
-        <w:t xml:space="preserve">TS </w:t>
+        <w:t xml:space="preserve">TS Krama Paatam – TS 6.6 Malaylam Corrections – Observed till </w:t>
       </w:r>
       <w:r>
         <w:rPr>
@@ -31,69 +31,7 @@
           <w:szCs w:val="32"/>
           <w:u w:val="single"/>
         </w:rPr>
-        <w:t>Krama</w:t>
-      </w:r>
-      <w:r>
-        <w:rPr>
-          <w:b/>
-          <w:bCs/>
-          <w:sz w:val="32"/>
-          <w:szCs w:val="32"/>
-          <w:u w:val="single"/>
-        </w:rPr>
-        <w:t xml:space="preserve"> Paatam – TS </w:t>
-      </w:r>
-      <w:r>
-        <w:rPr>
-          <w:b/>
-          <w:bCs/>
-          <w:sz w:val="32"/>
-          <w:szCs w:val="32"/>
-          <w:u w:val="single"/>
-        </w:rPr>
-        <w:t>6.6 Malaylam</w:t>
-      </w:r>
-      <w:r>
-        <w:rPr>
-          <w:b/>
-          <w:bCs/>
-          <w:sz w:val="32"/>
-          <w:szCs w:val="32"/>
-          <w:u w:val="single"/>
-        </w:rPr>
-        <w:t xml:space="preserve"> Corrections –</w:t>
-      </w:r>
-      <w:r>
-        <w:rPr>
-          <w:b/>
-          <w:bCs/>
-          <w:sz w:val="32"/>
-          <w:szCs w:val="32"/>
-          <w:u w:val="single"/>
-        </w:rPr>
-        <w:t xml:space="preserve"> </w:t>
-      </w:r>
-      <w:r>
-        <w:rPr>
-          <w:b/>
-          <w:bCs/>
-          <w:sz w:val="32"/>
-          <w:szCs w:val="32"/>
-          <w:u w:val="single"/>
-        </w:rPr>
-        <w:t xml:space="preserve">Observed till </w:t>
-      </w:r>
-      <w:r>
-        <w:rPr>
-          <w:b/>
-          <w:bCs/>
-          <w:color w:val="EE0000"/>
-          <w:sz w:val="32"/>
-          <w:szCs w:val="32"/>
-          <w:highlight w:val="yellow"/>
-          <w:u w:val="single"/>
-        </w:rPr>
-        <w:t>xxxxxxxxxxxxxx</w:t>
+        <w:t>31st Oct 2026</w:t>
       </w:r>
     </w:p>
     <w:p>
@@ -3559,6 +3497,18 @@
           <w:u w:val="single"/>
         </w:rPr>
       </w:pPr>
+    </w:p>
+    <w:p>
+      <w:pPr>
+        <w:jc w:val="center"/>
+        <w:rPr>
+          <w:b/>
+          <w:bCs/>
+          <w:sz w:val="32"/>
+          <w:szCs w:val="32"/>
+          <w:u w:val="single"/>
+        </w:rPr>
+      </w:pPr>
       <w:r>
         <w:rPr>
           <w:b/>
@@ -3567,6 +3517,7 @@
           <w:szCs w:val="32"/>
           <w:u w:val="single"/>
         </w:rPr>
+        <w:lastRenderedPageBreak/>
         <w:t xml:space="preserve">TS </w:t>
       </w:r>
       <w:r>
@@ -3673,7 +3624,6 @@
           <w:b/>
           <w:bCs/>
         </w:rPr>
-        <w:lastRenderedPageBreak/>
         <w:t>(ignore those which are already incorporated in your book’s version and date)</w:t>
       </w:r>
     </w:p>
@@ -8770,16 +8720,7 @@
           <w:bCs/>
           <w:sz w:val="32"/>
         </w:rPr>
-        <w:t xml:space="preserve">replaced </w:t>
-      </w:r>
-      <w:proofErr w:type="gramStart"/>
-      <w:r>
-        <w:rPr>
-          <w:b/>
-          <w:bCs/>
-          <w:sz w:val="32"/>
-        </w:rPr>
-        <w:t>with</w:t>
+        <w:t>replaced with</w:t>
       </w:r>
       <w:r>
         <w:rPr>
@@ -8801,7 +8742,6 @@
         </w:rPr>
         <w:t>"</w:t>
       </w:r>
-      <w:proofErr w:type="gramEnd"/>
       <w:r>
         <w:rPr>
           <w:rFonts w:ascii="BRH Malayalam" w:hAnsi="BRH Malayalam" w:cs="BRH Malayalam"/>
@@ -8813,7 +8753,6 @@
         </w:rPr>
         <w:t>q§T</w:t>
       </w:r>
-      <w:proofErr w:type="gramStart"/>
       <w:r>
         <w:rPr>
           <w:rFonts w:ascii="BRH Malayalam" w:hAnsi="BRH Malayalam" w:cs="BRH Malayalam"/>
@@ -8830,16 +8769,7 @@
           <w:bCs/>
           <w:sz w:val="32"/>
         </w:rPr>
-        <w:t>wherever</w:t>
-      </w:r>
-      <w:proofErr w:type="gramEnd"/>
-      <w:r>
-        <w:rPr>
-          <w:b/>
-          <w:bCs/>
-          <w:sz w:val="32"/>
-        </w:rPr>
-        <w:t xml:space="preserve"> applicable</w:t>
+        <w:t>wherever applicable</w:t>
       </w:r>
     </w:p>
     <w:p>
@@ -8863,54 +8793,6 @@
         </w:rPr>
         <w:t>=================</w:t>
       </w:r>
-    </w:p>
-    <w:p>
-      <w:pPr>
-        <w:jc w:val="center"/>
-        <w:rPr>
-          <w:b/>
-          <w:bCs/>
-          <w:sz w:val="32"/>
-          <w:szCs w:val="32"/>
-          <w:u w:val="single"/>
-        </w:rPr>
-      </w:pPr>
-    </w:p>
-    <w:p>
-      <w:pPr>
-        <w:jc w:val="center"/>
-        <w:rPr>
-          <w:b/>
-          <w:bCs/>
-          <w:sz w:val="32"/>
-          <w:szCs w:val="32"/>
-          <w:u w:val="single"/>
-        </w:rPr>
-      </w:pPr>
-    </w:p>
-    <w:p>
-      <w:pPr>
-        <w:jc w:val="center"/>
-        <w:rPr>
-          <w:b/>
-          <w:bCs/>
-          <w:sz w:val="32"/>
-          <w:szCs w:val="32"/>
-          <w:u w:val="single"/>
-        </w:rPr>
-      </w:pPr>
-    </w:p>
-    <w:p>
-      <w:pPr>
-        <w:jc w:val="center"/>
-        <w:rPr>
-          <w:b/>
-          <w:bCs/>
-          <w:sz w:val="32"/>
-          <w:szCs w:val="32"/>
-          <w:u w:val="single"/>
-        </w:rPr>
-      </w:pPr>
     </w:p>
     <w:p>
       <w:pPr>
